--- a/zht/docx/096.content.docx
+++ b/zht/docx/096.content.docx
@@ -150,26 +150,6 @@
           <w:lang w:val="zh_TW" w:bidi="zh_TW"/>
         </w:rPr>
         <w:t>xun</w:t>
-      </w:r>
-      <w:r>
-        <w:rPr>
-          <w:lang w:val="zh_TW" w:bidi="zh_TW"/>
-        </w:rPr>
-      </w:r>
-    </w:p>
-    <w:p>
-      <w:pPr/>
-      <w:r>
-        <w:rPr>
-          <w:lang w:val="zh_TW" w:bidi="zh_TW"/>
-        </w:rPr>
-      </w:r>
-      <w:r>
-        <w:rPr>
-          <w:i/>
-          <w:lang w:val="zh_TW" w:bidi="zh_TW"/>
-        </w:rPr>
-        <w:t>尋求耶和華</w:t>
       </w:r>
       <w:r>
         <w:rPr>

--- a/zht/docx/096.content.docx
+++ b/zht/docx/096.content.docx
@@ -19,7 +19,7 @@
         <w:rPr>
           <w:lang w:val="zh_TW" w:bidi="zh_TW"/>
         </w:rPr>
-        <w:t>Resource: Study Notes - Themes (Tyndale)</w:t>
+        <w:t>Resource: Tyndale Open Study Notes</w:t>
       </w:r>
       <w:r>
         <w:rPr>
@@ -112,7 +112,7 @@
         <w:rPr>
           <w:lang w:val="zh_TW" w:bidi="zh_TW"/>
         </w:rPr>
-        <w:t>Study Notes - Themes (Tyndale)</w:t>
+        <w:t>Tyndale Open Study Notes</w:t>
       </w:r>
     </w:p>
     <w:p>

--- a/zht/docx/096.content.docx
+++ b/zht/docx/096.content.docx
@@ -19,7 +19,7 @@
         <w:rPr>
           <w:lang w:val="zh_TW" w:bidi="zh_TW"/>
         </w:rPr>
-        <w:t>Resource: Tyndale Open Study Notes</w:t>
+        <w:t>Resource: Aquifer Open Study Notes (Themes)</w:t>
       </w:r>
       <w:r>
         <w:rPr>
@@ -112,7 +112,7 @@
         <w:rPr>
           <w:lang w:val="zh_TW" w:bidi="zh_TW"/>
         </w:rPr>
-        <w:t>Tyndale Open Study Notes</w:t>
+        <w:t>Aquifer Open Study Notes (Themes)</w:t>
       </w:r>
     </w:p>
     <w:p>

--- a/zht/docx/096.content.docx
+++ b/zht/docx/096.content.docx
@@ -257,18 +257,12 @@
         </w:rPr>
         <w:t>」（</w:t>
       </w:r>
-      <w:hyperlink r:id="rId13">
-        <w:r>
-          <w:rPr>
-            <w:lang w:val="zh_TW" w:bidi="zh_TW"/>
-          </w:rPr>
-          <w:rPr>
-            <w:color w:val="0000EE"/>
-            <w:u w:val="single"/>
-          </w:rPr>
-          <w:t>申12:5</w:t>
-        </w:r>
-      </w:hyperlink>
+      <w:r>
+        <w:rPr>
+          <w:lang w:val="zh_TW" w:bidi="zh_TW"/>
+        </w:rPr>
+        <w:t>申12:5</w:t>
+      </w:r>
       <w:r>
         <w:rPr>
           <w:lang w:val="zh_TW" w:bidi="zh_TW"/>
@@ -337,18 +331,12 @@
         </w:rPr>
         <w:t>」 （</w:t>
       </w:r>
-      <w:hyperlink r:id="rId14">
-        <w:r>
-          <w:rPr>
-            <w:lang w:val="zh_TW" w:bidi="zh_TW"/>
-          </w:rPr>
-          <w:rPr>
-            <w:color w:val="0000EE"/>
-            <w:u w:val="single"/>
-          </w:rPr>
-          <w:t>代上10:13–14</w:t>
-        </w:r>
-      </w:hyperlink>
+      <w:r>
+        <w:rPr>
+          <w:lang w:val="zh_TW" w:bidi="zh_TW"/>
+        </w:rPr>
+        <w:t>代上10:13–14</w:t>
+      </w:r>
       <w:r>
         <w:rPr>
           <w:lang w:val="zh_TW" w:bidi="zh_TW"/>
@@ -405,18 +393,12 @@
         </w:rPr>
         <w:t>」（</w:t>
       </w:r>
-      <w:hyperlink r:id="rId15">
-        <w:r>
-          <w:rPr>
-            <w:lang w:val="zh_TW" w:bidi="zh_TW"/>
-          </w:rPr>
-          <w:rPr>
-            <w:color w:val="0000EE"/>
-            <w:u w:val="single"/>
-          </w:rPr>
-          <w:t>撒上13:14</w:t>
-        </w:r>
-      </w:hyperlink>
+      <w:r>
+        <w:rPr>
+          <w:lang w:val="zh_TW" w:bidi="zh_TW"/>
+        </w:rPr>
+        <w:t>撒上13:14</w:t>
+      </w:r>
       <w:r>
         <w:rPr>
           <w:lang w:val="zh_TW" w:bidi="zh_TW"/>
@@ -435,18 +417,12 @@
         </w:rPr>
         <w:t>（</w:t>
       </w:r>
-      <w:hyperlink r:id="rId16">
-        <w:r>
-          <w:rPr>
-            <w:lang w:val="zh_TW" w:bidi="zh_TW"/>
-          </w:rPr>
-          <w:rPr>
-            <w:color w:val="0000EE"/>
-            <w:u w:val="single"/>
-          </w:rPr>
-          <w:t>代上13:3</w:t>
-        </w:r>
-      </w:hyperlink>
+      <w:r>
+        <w:rPr>
+          <w:lang w:val="zh_TW" w:bidi="zh_TW"/>
+        </w:rPr>
+        <w:t>代上13:3</w:t>
+      </w:r>
       <w:r>
         <w:rPr>
           <w:lang w:val="zh_TW" w:bidi="zh_TW"/>
@@ -467,36 +443,24 @@
         </w:rPr>
         <w:t>大衛初次嘗試運送約櫃至耶路撒冷，以失敗告終，因為他和利未人沒有求問耶和華該如何運送（</w:t>
       </w:r>
-      <w:hyperlink r:id="rId17">
-        <w:r>
-          <w:rPr>
-            <w:lang w:val="zh_TW" w:bidi="zh_TW"/>
-          </w:rPr>
-          <w:rPr>
-            <w:color w:val="0000EE"/>
-            <w:u w:val="single"/>
-          </w:rPr>
-          <w:t>13:1–14</w:t>
-        </w:r>
-      </w:hyperlink>
+      <w:r>
+        <w:rPr>
+          <w:lang w:val="zh_TW" w:bidi="zh_TW"/>
+        </w:rPr>
+        <w:t>13:1–14</w:t>
+      </w:r>
       <w:r>
         <w:rPr>
           <w:lang w:val="zh_TW" w:bidi="zh_TW"/>
         </w:rPr>
         <w:t>；</w:t>
       </w:r>
-      <w:hyperlink r:id="rId18">
-        <w:r>
-          <w:rPr>
-            <w:lang w:val="zh_TW" w:bidi="zh_TW"/>
-          </w:rPr>
-          <w:rPr>
-            <w:color w:val="0000EE"/>
-            <w:u w:val="single"/>
-          </w:rPr>
-          <w:t>15:13</w:t>
-        </w:r>
-      </w:hyperlink>
+      <w:r>
+        <w:rPr>
+          <w:lang w:val="zh_TW" w:bidi="zh_TW"/>
+        </w:rPr>
+        <w:t>15:13</w:t>
+      </w:r>
       <w:r>
         <w:rPr>
           <w:lang w:val="zh_TW" w:bidi="zh_TW"/>
@@ -515,18 +479,12 @@
         </w:rPr>
         <w:t>（</w:t>
       </w:r>
-      <w:hyperlink r:id="rId19">
-        <w:r>
-          <w:rPr>
-            <w:lang w:val="zh_TW" w:bidi="zh_TW"/>
-          </w:rPr>
-          <w:rPr>
-            <w:color w:val="0000EE"/>
-            <w:u w:val="single"/>
-          </w:rPr>
-          <w:t>15:1–16:1</w:t>
-        </w:r>
-      </w:hyperlink>
+      <w:r>
+        <w:rPr>
+          <w:lang w:val="zh_TW" w:bidi="zh_TW"/>
+        </w:rPr>
+        <w:t>15:1–16:1</w:t>
+      </w:r>
       <w:r>
         <w:rPr>
           <w:lang w:val="zh_TW" w:bidi="zh_TW"/>
@@ -565,18 +523,12 @@
         </w:rPr>
         <w:t>（</w:t>
       </w:r>
-      <w:hyperlink r:id="rId20">
-        <w:r>
-          <w:rPr>
-            <w:lang w:val="zh_TW" w:bidi="zh_TW"/>
-          </w:rPr>
-          <w:rPr>
-            <w:color w:val="0000EE"/>
-            <w:u w:val="single"/>
-          </w:rPr>
-          <w:t>代上16:4–6</w:t>
-        </w:r>
-      </w:hyperlink>
+      <w:r>
+        <w:rPr>
+          <w:lang w:val="zh_TW" w:bidi="zh_TW"/>
+        </w:rPr>
+        <w:t>代上16:4–6</w:t>
+      </w:r>
       <w:r>
         <w:rPr>
           <w:lang w:val="zh_TW" w:bidi="zh_TW"/>
@@ -595,36 +547,24 @@
         </w:rPr>
         <w:t>（</w:t>
       </w:r>
-      <w:hyperlink r:id="rId21">
-        <w:r>
-          <w:rPr>
-            <w:lang w:val="zh_TW" w:bidi="zh_TW"/>
-          </w:rPr>
-          <w:rPr>
-            <w:color w:val="0000EE"/>
-            <w:u w:val="single"/>
-          </w:rPr>
-          <w:t>22:19</w:t>
-        </w:r>
-      </w:hyperlink>
+      <w:r>
+        <w:rPr>
+          <w:lang w:val="zh_TW" w:bidi="zh_TW"/>
+        </w:rPr>
+        <w:t>22:19</w:t>
+      </w:r>
       <w:r>
         <w:rPr>
           <w:lang w:val="zh_TW" w:bidi="zh_TW"/>
         </w:rPr>
         <w:t>，參</w:t>
       </w:r>
-      <w:hyperlink r:id="rId22">
-        <w:r>
-          <w:rPr>
-            <w:lang w:val="zh_TW" w:bidi="zh_TW"/>
-          </w:rPr>
-          <w:rPr>
-            <w:color w:val="0000EE"/>
-            <w:u w:val="single"/>
-          </w:rPr>
-          <w:t>28:8–10</w:t>
-        </w:r>
-      </w:hyperlink>
+      <w:r>
+        <w:rPr>
+          <w:lang w:val="zh_TW" w:bidi="zh_TW"/>
+        </w:rPr>
+        <w:t>28:8–10</w:t>
+      </w:r>
       <w:r>
         <w:rPr>
           <w:lang w:val="zh_TW" w:bidi="zh_TW"/>
@@ -645,36 +585,24 @@
         </w:rPr>
         <w:t>所羅門為鞏固國位所採取的第一個行動，就是召聚眾領袖到基遍的壇前，一同尋求耶和華（</w:t>
       </w:r>
-      <w:hyperlink r:id="rId23">
-        <w:r>
-          <w:rPr>
-            <w:lang w:val="zh_TW" w:bidi="zh_TW"/>
-          </w:rPr>
-          <w:rPr>
-            <w:color w:val="0000EE"/>
-            <w:u w:val="single"/>
-          </w:rPr>
-          <w:t>代下1:1–6</w:t>
-        </w:r>
-      </w:hyperlink>
+      <w:r>
+        <w:rPr>
+          <w:lang w:val="zh_TW" w:bidi="zh_TW"/>
+        </w:rPr>
+        <w:t>代下1:1–6</w:t>
+      </w:r>
       <w:r>
         <w:rPr>
           <w:lang w:val="zh_TW" w:bidi="zh_TW"/>
         </w:rPr>
         <w:t>）。耶和華在那裡向他顯現，賜給他無與倫比的智慧與財富。後來，所羅門完成聖殿的建造，並立定那殿為尋求耶和華的地方（</w:t>
       </w:r>
-      <w:hyperlink r:id="rId24">
-        <w:r>
-          <w:rPr>
-            <w:lang w:val="zh_TW" w:bidi="zh_TW"/>
-          </w:rPr>
-          <w:rPr>
-            <w:color w:val="0000EE"/>
-            <w:u w:val="single"/>
-          </w:rPr>
-          <w:t>代下6</w:t>
-        </w:r>
-      </w:hyperlink>
+      <w:r>
+        <w:rPr>
+          <w:lang w:val="zh_TW" w:bidi="zh_TW"/>
+        </w:rPr>
+        <w:t>代下6</w:t>
+      </w:r>
       <w:r>
         <w:rPr>
           <w:lang w:val="zh_TW" w:bidi="zh_TW"/>
@@ -707,18 +635,12 @@
         </w:rPr>
         <w:t>」（</w:t>
       </w:r>
-      <w:hyperlink r:id="rId25">
-        <w:r>
-          <w:rPr>
-            <w:lang w:val="zh_TW" w:bidi="zh_TW"/>
-          </w:rPr>
-          <w:rPr>
-            <w:color w:val="0000EE"/>
-            <w:u w:val="single"/>
-          </w:rPr>
-          <w:t>賽55:6</w:t>
-        </w:r>
-      </w:hyperlink>
+      <w:r>
+        <w:rPr>
+          <w:lang w:val="zh_TW" w:bidi="zh_TW"/>
+        </w:rPr>
+        <w:t>賽55:6</w:t>
+      </w:r>
       <w:r>
         <w:rPr>
           <w:lang w:val="zh_TW" w:bidi="zh_TW"/>
@@ -749,18 +671,12 @@
         </w:rPr>
         <w:t>是為尋求祂的人所預備的（</w:t>
       </w:r>
-      <w:hyperlink r:id="rId26">
-        <w:r>
-          <w:rPr>
-            <w:lang w:val="zh_TW" w:bidi="zh_TW"/>
-          </w:rPr>
-          <w:rPr>
-            <w:color w:val="0000EE"/>
-            <w:u w:val="single"/>
-          </w:rPr>
-          <w:t>55:3</w:t>
-        </w:r>
-      </w:hyperlink>
+      <w:r>
+        <w:rPr>
+          <w:lang w:val="zh_TW" w:bidi="zh_TW"/>
+        </w:rPr>
+        <w:t>55:3</w:t>
+      </w:r>
       <w:r>
         <w:rPr>
           <w:lang w:val="zh_TW" w:bidi="zh_TW"/>
@@ -790,234 +706,156 @@
           <w:lang w:val="zh_TW" w:bidi="zh_TW"/>
         </w:rPr>
       </w:r>
-      <w:hyperlink r:id="rId14">
-        <w:r>
-          <w:rPr>
-            <w:lang w:val="zh_TW" w:bidi="zh_TW"/>
-          </w:rPr>
-          <w:rPr>
-            <w:color w:val="0000EE"/>
-            <w:u w:val="single"/>
-          </w:rPr>
-          <w:t>代上10:13–14</w:t>
-        </w:r>
-      </w:hyperlink>
+      <w:r>
+        <w:rPr>
+          <w:lang w:val="zh_TW" w:bidi="zh_TW"/>
+        </w:rPr>
+        <w:t>代上10:13–14</w:t>
+      </w:r>
       <w:r>
         <w:rPr>
           <w:lang w:val="zh_TW" w:bidi="zh_TW"/>
         </w:rPr>
         <w:t>，</w:t>
       </w:r>
-      <w:hyperlink r:id="rId16">
-        <w:r>
-          <w:rPr>
-            <w:lang w:val="zh_TW" w:bidi="zh_TW"/>
-          </w:rPr>
-          <w:rPr>
-            <w:color w:val="0000EE"/>
-            <w:u w:val="single"/>
-          </w:rPr>
-          <w:t>13:3</w:t>
-        </w:r>
-      </w:hyperlink>
+      <w:r>
+        <w:rPr>
+          <w:lang w:val="zh_TW" w:bidi="zh_TW"/>
+        </w:rPr>
+        <w:t>13:3</w:t>
+      </w:r>
       <w:r>
         <w:rPr>
           <w:lang w:val="zh_TW" w:bidi="zh_TW"/>
         </w:rPr>
         <w:t>，</w:t>
       </w:r>
-      <w:hyperlink r:id="rId27">
-        <w:r>
-          <w:rPr>
-            <w:lang w:val="zh_TW" w:bidi="zh_TW"/>
-          </w:rPr>
-          <w:rPr>
-            <w:color w:val="0000EE"/>
-            <w:u w:val="single"/>
-          </w:rPr>
-          <w:t>16:11–13</w:t>
-        </w:r>
-      </w:hyperlink>
+      <w:r>
+        <w:rPr>
+          <w:lang w:val="zh_TW" w:bidi="zh_TW"/>
+        </w:rPr>
+        <w:t>16:11–13</w:t>
+      </w:r>
       <w:r>
         <w:rPr>
           <w:lang w:val="zh_TW" w:bidi="zh_TW"/>
         </w:rPr>
         <w:t>，</w:t>
       </w:r>
-      <w:hyperlink r:id="rId21">
-        <w:r>
-          <w:rPr>
-            <w:lang w:val="zh_TW" w:bidi="zh_TW"/>
-          </w:rPr>
-          <w:rPr>
-            <w:color w:val="0000EE"/>
-            <w:u w:val="single"/>
-          </w:rPr>
-          <w:t>22:19</w:t>
-        </w:r>
-      </w:hyperlink>
+      <w:r>
+        <w:rPr>
+          <w:lang w:val="zh_TW" w:bidi="zh_TW"/>
+        </w:rPr>
+        <w:t>22:19</w:t>
+      </w:r>
       <w:r>
         <w:rPr>
           <w:lang w:val="zh_TW" w:bidi="zh_TW"/>
         </w:rPr>
         <w:t>，</w:t>
       </w:r>
-      <w:hyperlink r:id="rId22">
-        <w:r>
-          <w:rPr>
-            <w:lang w:val="zh_TW" w:bidi="zh_TW"/>
-          </w:rPr>
-          <w:rPr>
-            <w:color w:val="0000EE"/>
-            <w:u w:val="single"/>
-          </w:rPr>
-          <w:t>28:8–10</w:t>
-        </w:r>
-      </w:hyperlink>
+      <w:r>
+        <w:rPr>
+          <w:lang w:val="zh_TW" w:bidi="zh_TW"/>
+        </w:rPr>
+        <w:t>28:8–10</w:t>
+      </w:r>
       <w:r>
         <w:rPr>
           <w:lang w:val="zh_TW" w:bidi="zh_TW"/>
         </w:rPr>
         <w:t>；</w:t>
       </w:r>
-      <w:hyperlink r:id="rId28">
-        <w:r>
-          <w:rPr>
-            <w:lang w:val="zh_TW" w:bidi="zh_TW"/>
-          </w:rPr>
-          <w:rPr>
-            <w:color w:val="0000EE"/>
-            <w:u w:val="single"/>
-          </w:rPr>
-          <w:t>代下6:19–40</w:t>
-        </w:r>
-      </w:hyperlink>
+      <w:r>
+        <w:rPr>
+          <w:lang w:val="zh_TW" w:bidi="zh_TW"/>
+        </w:rPr>
+        <w:t>代下6:19–40</w:t>
+      </w:r>
       <w:r>
         <w:rPr>
           <w:lang w:val="zh_TW" w:bidi="zh_TW"/>
         </w:rPr>
         <w:t>，</w:t>
       </w:r>
-      <w:hyperlink r:id="rId29">
-        <w:r>
-          <w:rPr>
-            <w:lang w:val="zh_TW" w:bidi="zh_TW"/>
-          </w:rPr>
-          <w:rPr>
-            <w:color w:val="0000EE"/>
-            <w:u w:val="single"/>
-          </w:rPr>
-          <w:t>7:14</w:t>
-        </w:r>
-      </w:hyperlink>
+      <w:r>
+        <w:rPr>
+          <w:lang w:val="zh_TW" w:bidi="zh_TW"/>
+        </w:rPr>
+        <w:t>7:14</w:t>
+      </w:r>
       <w:r>
         <w:rPr>
           <w:lang w:val="zh_TW" w:bidi="zh_TW"/>
         </w:rPr>
         <w:t>；</w:t>
       </w:r>
-      <w:hyperlink r:id="rId30">
-        <w:r>
-          <w:rPr>
-            <w:lang w:val="zh_TW" w:bidi="zh_TW"/>
-          </w:rPr>
-          <w:rPr>
-            <w:color w:val="0000EE"/>
-            <w:u w:val="single"/>
-          </w:rPr>
-          <w:t>詩27:4–8</w:t>
-        </w:r>
-      </w:hyperlink>
+      <w:r>
+        <w:rPr>
+          <w:lang w:val="zh_TW" w:bidi="zh_TW"/>
+        </w:rPr>
+        <w:t>詩27:4–8</w:t>
+      </w:r>
       <w:r>
         <w:rPr>
           <w:lang w:val="zh_TW" w:bidi="zh_TW"/>
         </w:rPr>
         <w:t>，</w:t>
       </w:r>
-      <w:hyperlink r:id="rId31">
-        <w:r>
-          <w:rPr>
-            <w:lang w:val="zh_TW" w:bidi="zh_TW"/>
-          </w:rPr>
-          <w:rPr>
-            <w:color w:val="0000EE"/>
-            <w:u w:val="single"/>
-          </w:rPr>
-          <w:t>105:4–6</w:t>
-        </w:r>
-      </w:hyperlink>
+      <w:r>
+        <w:rPr>
+          <w:lang w:val="zh_TW" w:bidi="zh_TW"/>
+        </w:rPr>
+        <w:t>105:4–6</w:t>
+      </w:r>
       <w:r>
         <w:rPr>
           <w:lang w:val="zh_TW" w:bidi="zh_TW"/>
         </w:rPr>
         <w:t>；</w:t>
       </w:r>
-      <w:hyperlink r:id="rId32">
-        <w:r>
-          <w:rPr>
-            <w:lang w:val="zh_TW" w:bidi="zh_TW"/>
-          </w:rPr>
-          <w:rPr>
-            <w:color w:val="0000EE"/>
-            <w:u w:val="single"/>
-          </w:rPr>
-          <w:t>賽55:6–7</w:t>
-        </w:r>
-      </w:hyperlink>
+      <w:r>
+        <w:rPr>
+          <w:lang w:val="zh_TW" w:bidi="zh_TW"/>
+        </w:rPr>
+        <w:t>賽55:6–7</w:t>
+      </w:r>
       <w:r>
         <w:rPr>
           <w:lang w:val="zh_TW" w:bidi="zh_TW"/>
         </w:rPr>
         <w:t>；</w:t>
       </w:r>
-      <w:hyperlink r:id="rId33">
-        <w:r>
-          <w:rPr>
-            <w:lang w:val="zh_TW" w:bidi="zh_TW"/>
-          </w:rPr>
-          <w:rPr>
-            <w:color w:val="0000EE"/>
-            <w:u w:val="single"/>
-          </w:rPr>
-          <w:t>耶29:13–14</w:t>
-        </w:r>
-      </w:hyperlink>
+      <w:r>
+        <w:rPr>
+          <w:lang w:val="zh_TW" w:bidi="zh_TW"/>
+        </w:rPr>
+        <w:t>耶29:13–14</w:t>
+      </w:r>
       <w:r>
         <w:rPr>
           <w:lang w:val="zh_TW" w:bidi="zh_TW"/>
         </w:rPr>
         <w:t>；</w:t>
       </w:r>
-      <w:hyperlink r:id="rId34">
-        <w:r>
-          <w:rPr>
-            <w:lang w:val="zh_TW" w:bidi="zh_TW"/>
-          </w:rPr>
-          <w:rPr>
-            <w:color w:val="0000EE"/>
-            <w:u w:val="single"/>
-          </w:rPr>
-          <w:t>太6:31–33</w:t>
-        </w:r>
-      </w:hyperlink>
+      <w:r>
+        <w:rPr>
+          <w:lang w:val="zh_TW" w:bidi="zh_TW"/>
+        </w:rPr>
+        <w:t>太6:31–33</w:t>
+      </w:r>
       <w:r>
         <w:rPr>
           <w:lang w:val="zh_TW" w:bidi="zh_TW"/>
         </w:rPr>
         <w:t>；</w:t>
       </w:r>
-      <w:hyperlink r:id="rId35">
-        <w:r>
-          <w:rPr>
-            <w:lang w:val="zh_TW" w:bidi="zh_TW"/>
-          </w:rPr>
-          <w:rPr>
-            <w:color w:val="0000EE"/>
-            <w:u w:val="single"/>
-          </w:rPr>
-          <w:t>羅2:7</w:t>
-        </w:r>
-      </w:hyperlink>
+      <w:r>
+        <w:rPr>
+          <w:lang w:val="zh_TW" w:bidi="zh_TW"/>
+        </w:rPr>
+        <w:t>羅2:7</w:t>
+      </w:r>
       <w:r>
         <w:rPr>
           <w:lang w:val="zh_TW" w:bidi="zh_TW"/>
